--- a/testakten/unfallversicherung-arbeitsunfall-lagerleiter-sturz-trier/19_d_arzt_bericht_detailliert_nachbehandlung.docx
+++ b/testakten/unfallversicherung-arbeitsunfall-lagerleiter-sturz-trier/19_d_arzt_bericht_detailliert_nachbehandlung.docx
@@ -18,7 +18,7 @@
           <w:i w:val="0"/>
           <w:sz w:val="22"/>
         </w:rPr>
-        <w:t>Bruederkrankenhaus Trier</w:t>
+        <w:t>Brüderkrankenhaus Trier</w:t>
       </w:r>
     </w:p>
     <w:p>
@@ -60,7 +60,7 @@
           <w:i w:val="0"/>
           <w:sz w:val="22"/>
         </w:rPr>
-        <w:t>Erstvorstellung am 03.04.2026 um 8:15 Uhr nach Verlegung aus der Notaufnahme. Diagnosen: Schulterprellung rechts mit Verdacht auf Rotatorenmanschettenruptur, Schaedelprellung ohne Bewusstlosigkeit, Schuerfwunden rechter Ellenbogen. Arbeitsunfaehigkeit ab 03.04.2026.</w:t>
+        <w:t>Erstvorstellung am 03.04.2026 um 8:15 Uhr nach Verlegung aus der Notaufnahme. Diagnosen: Schulterprellung rechts mit Verdacht auf Rotatorenmanschettenruptur, Schädelprellung ohne Bewusstlosigkeit, Schürfwunden rechter Ellenbogen. Arbeitsunfähigkeit ab 03.04.2026.</w:t>
       </w:r>
     </w:p>
     <w:p>
@@ -127,7 +127,7 @@
                 <w:b/>
                 <w:sz w:val="20"/>
               </w:rPr>
-              <w:t>Massnahme</w:t>
+              <w:t>Maßnahme</w:t>
             </w:r>
           </w:p>
         </w:tc>
@@ -159,7 +159,7 @@
                 <w:rFonts w:ascii="Times New Roman" w:hAnsi="Times New Roman"/>
                 <w:sz w:val="20"/>
               </w:rPr>
-              <w:t>MRT bestaetigt Teilruptur Supraspinatussehne</w:t>
+              <w:t>MRT bestätigt Teilruptur Supraspinatussehne</w:t>
             </w:r>
           </w:p>
         </w:tc>
@@ -206,7 +206,7 @@
                 <w:rFonts w:ascii="Times New Roman" w:hAnsi="Times New Roman"/>
                 <w:sz w:val="20"/>
               </w:rPr>
-              <w:t>Aufklaerung, praeoperative Diagnostik</w:t>
+              <w:t>Aufklärung, präoperative Diagnostik</w:t>
             </w:r>
           </w:p>
         </w:tc>
@@ -253,7 +253,7 @@
                 <w:rFonts w:ascii="Times New Roman" w:hAnsi="Times New Roman"/>
                 <w:sz w:val="20"/>
               </w:rPr>
-              <w:t>Zwei Wochen postoperativ, reizlose Wundverhaeltnisse</w:t>
+              <w:t>Zwei Wochen postoperativ, reizlose Wundverhältnisse</w:t>
             </w:r>
           </w:p>
         </w:tc>
@@ -300,7 +300,7 @@
                 <w:rFonts w:ascii="Times New Roman" w:hAnsi="Times New Roman"/>
                 <w:sz w:val="20"/>
               </w:rPr>
-              <w:t>Beginn stationaere Anschlussheilbehandlung</w:t>
+              <w:t>Beginn stationäre Anschlussheilbehandlung</w:t>
             </w:r>
           </w:p>
         </w:tc>
@@ -315,7 +315,7 @@
                 <w:rFonts w:ascii="Times New Roman" w:hAnsi="Times New Roman"/>
                 <w:sz w:val="20"/>
               </w:rPr>
-              <w:t>Ueberweisung BG Klinik Ludwigshafen</w:t>
+              <w:t>Überweisung BG Klinik Ludwigshafen</w:t>
             </w:r>
           </w:p>
         </w:tc>
@@ -347,7 +347,7 @@
                 <w:rFonts w:ascii="Times New Roman" w:hAnsi="Times New Roman"/>
                 <w:sz w:val="20"/>
               </w:rPr>
-              <w:t>Nach Reha, Kraftdefizit rueckläufig, Abduktion 110 Grad</w:t>
+              <w:t>Nach Reha, Kraftdefizit rückläufig, Abduktion 110 Grad</w:t>
             </w:r>
           </w:p>
         </w:tc>
@@ -385,7 +385,7 @@
           <w:i w:val="0"/>
           <w:sz w:val="22"/>
         </w:rPr>
-        <w:t>Dr. Kauth haelt in seinem Zwischenbericht vom 30.06.2026 fest, dass der geschilderte Unfallmechanismus, der intraoperative Befund eines frischen Rupturrandes sowie der zeitliche Zusammenhang zwischen Ereignis und Erstschmerz fuer eine wesentliche Teilursache des Unfalls sprechen. Der Vorschaden werde dadurch nicht bestritten, trete aber nach seiner fachaerztlichen Einschaetzung in der Gesamtwuerdigung in den Hintergrund.</w:t>
+        <w:t>Dr. Kauth hält in seinem Zwischenbericht vom 30.06.2026 fest, dass der geschilderte Unfallmechanismus, der intraoperative Befund eines frischen Rupturrandes sowie der zeitliche Zusammenhang zwischen Ereignis und Erstschmerz für eine wesentliche Teilursache des Unfalls sprechen. Der Vorschaden werde dadurch nicht bestritten, trete aber nach seiner fachärztlichen Einschätzung in der Gesamtwürdigung in den Hintergrund.</w:t>
       </w:r>
     </w:p>
     <w:p>
@@ -393,7 +393,7 @@
         <w:pStyle w:val="Heading2"/>
       </w:pPr>
       <w:r>
-        <w:t>4. Arbeitsfaehigkeitsprognose</w:t>
+        <w:t>4. Arbeitsfähigkeitsprognose</w:t>
       </w:r>
     </w:p>
     <w:p>
@@ -404,22 +404,11 @@
           <w:i w:val="0"/>
           <w:sz w:val="22"/>
         </w:rPr>
-        <w:t>Bei planmaessigem Verlauf wird eine Wiederaufnahme leichter Buerotaetigkeiten ab August 2026 fuer moeglich gehalten, eine vollstaendige Rueckkehr zur urspruenglichen koerperlich schweren Lagerleitertaetigkeit ist nach jetzigem Stand ungewiss und haengt vom Ergebnis der Anschlussuntersuchung im September 2026 ab.</w:t>
-      </w:r>
-    </w:p>
-    <w:p>
-      <w:r>
-        <w:rPr>
-          <w:rFonts w:ascii="Times New Roman" w:hAnsi="Times New Roman"/>
-          <w:b w:val="0"/>
-          <w:i w:val="0"/>
-          <w:sz w:val="22"/>
-        </w:rPr>
-        <w:t>Formathinweis: Dieses Aktenstück wird in Times New Roman, 11 pt, mit ausschließlich dezimaler Gliederung ausgegeben.</w:t>
+        <w:t>Bei planmäßigigem Verlauf wird eine Wiederaufnahme leichter Bürotätigkeiten ab August 2026 für möglich gehalten, eine vollständige Rückkehr zur ursprünglichen körperlich schweren Lagerleitertätigkeit ist nach jetzigem Stand ungewiss und hängt vom Ergebnis der Anschlussuntersuchung im September 2026 ab.</w:t>
       </w:r>
     </w:p>
     <w:sectPr>
-      <w:pgSz w:w="12240" w:h="15840"/>
+      <w:pgSz w:w="11906" w:h="16838"/>
       <w:pgMar w:top="1440" w:right="1800" w:bottom="1440" w:left="1800" w:header="720" w:footer="720" w:gutter="0"/>
       <w:cols w:space="720"/>
       <w:docGrid w:linePitch="360"/>
